--- a/01-6个主号内容创作/引流小号_发布文案/引流小号_第64-70篇.docx
+++ b/01-6个主号内容创作/引流小号_发布文案/引流小号_第64-70篇.docx
@@ -3,420 +3,496 @@
 <w:document xmlns:wpc="http://schemas.microsoft.com/office/word/2010/wordprocessingCanvas" xmlns:mo="http://schemas.microsoft.com/office/mac/office/2008/main" xmlns:mc="http://schemas.openxmlformats.org/markup-compatibility/2006" xmlns:mv="urn:schemas-microsoft-com:mac:vml" xmlns:o="urn:schemas-microsoft-com:office:office" xmlns:r="http://schemas.openxmlformats.org/officeDocument/2006/relationships" xmlns:m="http://schemas.openxmlformats.org/officeDocument/2006/math" xmlns:v="urn:schemas-microsoft-com:vml" xmlns:wp14="http://schemas.microsoft.com/office/word/2010/wordprocessingDrawing" xmlns:wp="http://schemas.openxmlformats.org/drawingml/2006/wordprocessingDrawing" xmlns:w10="urn:schemas-microsoft-com:office:word" xmlns:w="http://schemas.openxmlformats.org/wordprocessingml/2006/main" xmlns:w14="http://schemas.microsoft.com/office/word/2010/wordml" xmlns:wpg="http://schemas.microsoft.com/office/word/2010/wordprocessingGroup" xmlns:wpi="http://schemas.microsoft.com/office/word/2010/wordprocessingInk" xmlns:wne="http://schemas.microsoft.com/office/word/2006/wordml" xmlns:wps="http://schemas.microsoft.com/office/word/2010/wordprocessingShape" mc:Ignorable="w14 wp14">
   <w:body>
     <w:p>
-      <w:pPr>
-        <w:pStyle w:val="Title"/>
-      </w:pPr>
       <w:r>
-        <w:t>引流小号文案 第64-70篇</w:t>
+        <w:rPr>
+          <w:b/>
+          <w:sz w:val="28"/>
+        </w:rPr>
+        <w:t>第64篇</w:t>
       </w:r>
     </w:p>
     <w:p>
-      <w:pPr>
-        <w:pStyle w:val="Heading1"/>
-      </w:pPr>
       <w:r>
-        <w:t>64. 账号：14芳芳财会|沈小辉</w:t>
+        <w:rPr>
+          <w:sz w:val="24"/>
+        </w:rPr>
+        <w:t>练了两套模拟题📊</w:t>
+      </w:r>
+    </w:p>
+    <w:p>
+      <w:r>
+        <w:rPr>
+          <w:sz w:val="24"/>
+        </w:rPr>
+        <w:t>第一套68分，第二套61分</w:t>
+      </w:r>
+    </w:p>
+    <w:p>
+      <w:r>
+        <w:rPr>
+          <w:sz w:val="24"/>
+        </w:rPr>
+        <w:t>感觉越练越不会了😶</w:t>
+      </w:r>
+    </w:p>
+    <w:p>
+      <w:r>
+        <w:rPr>
+          <w:sz w:val="24"/>
+        </w:rPr>
+      </w:r>
+    </w:p>
+    <w:p>
+      <w:r>
+        <w:rPr>
+          <w:sz w:val="24"/>
+        </w:rPr>
+        <w:t>后来发现是基础没打牢</w:t>
+      </w:r>
+    </w:p>
+    <w:p>
+      <w:r>
+        <w:rPr>
+          <w:sz w:val="24"/>
+        </w:rPr>
+        <w:t>用诗雨漫画笔记把错题知识点逐个击破</w:t>
+      </w:r>
+    </w:p>
+    <w:p>
+      <w:r>
+        <w:rPr>
+          <w:sz w:val="24"/>
+        </w:rPr>
+        <w:t>分数才慢慢稳住</w:t>
+      </w:r>
+    </w:p>
+    <w:p>
+      <w:r>
+        <w:rPr>
+          <w:sz w:val="24"/>
+        </w:rPr>
+        <w:t>#会计 #中级会计 #中级会计备考 #注会cpa #财会 #刷题 #备考方法 #诗雨会计</w:t>
+      </w:r>
+    </w:p>
+    <w:p>
+      <w:r>
+        <w:br w:type="page"/>
       </w:r>
     </w:p>
     <w:p>
       <w:r>
         <w:rPr>
           <w:b/>
+          <w:sz w:val="28"/>
         </w:rPr>
-        <w:t>标题：</w:t>
-      </w:r>
-      <w:r>
-        <w:t>模拟题分数越练越低越练越慌</w:t>
-      </w:r>
-    </w:p>
-    <w:p/>
-    <w:p>
-      <w:r>
-        <w:t>正文：</w:t>
+        <w:t>第65篇</w:t>
       </w:r>
     </w:p>
     <w:p>
       <w:r>
-        <w:t>练了两套模拟题📊</w:t>
-        <w:br/>
-        <w:t>第一套68分，第二套61分</w:t>
-        <w:br/>
-        <w:t>感觉越练越不会了😶</w:t>
-        <w:br/>
-        <w:br/>
-        <w:t>后来发现是基础没打牢</w:t>
-        <w:br/>
-        <w:t>用诗雨漫画笔记把错题知识点逐个击破</w:t>
-        <w:br/>
-        <w:t>分数才慢慢稳住</w:t>
-      </w:r>
-    </w:p>
-    <w:p/>
-    <w:p>
-      <w:r>
-        <w:t>话题：</w:t>
-      </w:r>
-      <w:r>
-        <w:t>#会计 #中级会计 #中级会计备考 #注会cpa #财会 #刷题 #备考方法 #诗雨会计</w:t>
+        <w:rPr>
+          <w:sz w:val="24"/>
+        </w:rPr>
+        <w:t>三月份开始备考📚</w:t>
       </w:r>
     </w:p>
     <w:p>
       <w:r>
-        <w:t>账号：14芳芳财会|沈小辉</w:t>
+        <w:rPr>
+          <w:sz w:val="24"/>
+        </w:rPr>
+        <w:t>把教材啃完了整整一遍</w:t>
       </w:r>
     </w:p>
     <w:p>
       <w:r>
-        <w:t>——————————————————————————————</w:t>
+        <w:rPr>
+          <w:sz w:val="24"/>
+        </w:rPr>
+        <w:t>坐下来做题，脑子空白😶</w:t>
       </w:r>
     </w:p>
     <w:p>
-      <w:pPr>
-        <w:pStyle w:val="Heading1"/>
-      </w:pPr>
       <w:r>
-        <w:t>65. 账号：14芳芳财会|孙青5263</w:t>
+        <w:rPr>
+          <w:sz w:val="24"/>
+        </w:rPr>
+      </w:r>
+    </w:p>
+    <w:p>
+      <w:r>
+        <w:rPr>
+          <w:sz w:val="24"/>
+        </w:rPr>
+        <w:t>后来用诗雨漫画笔记做复习</w:t>
+      </w:r>
+    </w:p>
+    <w:p>
+      <w:r>
+        <w:rPr>
+          <w:sz w:val="24"/>
+        </w:rPr>
+        <w:t>每章有重点图，反复看才挂住</w:t>
+      </w:r>
+    </w:p>
+    <w:p>
+      <w:r>
+        <w:rPr>
+          <w:sz w:val="24"/>
+        </w:rPr>
+        <w:t>#会计 #中级会计 #中级会计备考 #注会cpa #财会 #备考方法 #备考焦虑 #诗雨会计</w:t>
+      </w:r>
+    </w:p>
+    <w:p>
+      <w:r>
+        <w:br w:type="page"/>
       </w:r>
     </w:p>
     <w:p>
       <w:r>
         <w:rPr>
           <w:b/>
+          <w:sz w:val="28"/>
         </w:rPr>
-        <w:t>标题：</w:t>
-      </w:r>
-      <w:r>
-        <w:t>复习完一遍发现什么都没留下</w:t>
-      </w:r>
-    </w:p>
-    <w:p/>
-    <w:p>
-      <w:r>
-        <w:t>正文：</w:t>
+        <w:t>第66篇</w:t>
       </w:r>
     </w:p>
     <w:p>
       <w:r>
-        <w:t>三月份开始备考📚</w:t>
-        <w:br/>
-        <w:t>把教材啃完了整整一遍</w:t>
-        <w:br/>
-        <w:t>坐下来做题，脑子空白😶</w:t>
-        <w:br/>
-        <w:br/>
-        <w:t>后来用诗雨漫画笔记做复习</w:t>
-        <w:br/>
-        <w:t>每章有重点图，反复看才挂住</w:t>
-      </w:r>
-    </w:p>
-    <w:p/>
-    <w:p>
-      <w:r>
-        <w:t>话题：</w:t>
-      </w:r>
-      <w:r>
-        <w:t>#会计 #中级会计 #中级会计备考 #注会cpa #财会 #备考方法 #备考焦虑 #诗雨会计</w:t>
+        <w:rPr>
+          <w:sz w:val="24"/>
+        </w:rPr>
+        <w:t>考前两周翻了下目录📋</w:t>
       </w:r>
     </w:p>
     <w:p>
       <w:r>
-        <w:t>账号：14芳芳财会|孙青5263</w:t>
+        <w:rPr>
+          <w:sz w:val="24"/>
+        </w:rPr>
+        <w:t>发现有一整章完全没碰</w:t>
       </w:r>
     </w:p>
     <w:p>
       <w:r>
-        <w:t>——————————————————————————————</w:t>
+        <w:rPr>
+          <w:sz w:val="24"/>
+        </w:rPr>
+        <w:t>连名字都觉得陌生😶</w:t>
       </w:r>
     </w:p>
     <w:p>
-      <w:pPr>
-        <w:pStyle w:val="Heading1"/>
-      </w:pPr>
       <w:r>
-        <w:t>66. 账号：14芳芳财会|橙子学会计</w:t>
+        <w:rPr>
+          <w:sz w:val="24"/>
+        </w:rPr>
+      </w:r>
+    </w:p>
+    <w:p>
+      <w:r>
+        <w:rPr>
+          <w:sz w:val="24"/>
+        </w:rPr>
+        <w:t>临时抱佛脚，把诗雨漫画笔记翻出来</w:t>
+      </w:r>
+    </w:p>
+    <w:p>
+      <w:r>
+        <w:rPr>
+          <w:sz w:val="24"/>
+        </w:rPr>
+        <w:t>两天啃完这章，勉强能作答</w:t>
+      </w:r>
+    </w:p>
+    <w:p>
+      <w:r>
+        <w:rPr>
+          <w:sz w:val="24"/>
+        </w:rPr>
+        <w:t>#会计 #中级会计 #中级会计备考 #注会cpa #财会 #备考日记 #备考焦虑 #诗雨会计</w:t>
+      </w:r>
+    </w:p>
+    <w:p>
+      <w:r>
+        <w:br w:type="page"/>
       </w:r>
     </w:p>
     <w:p>
       <w:r>
         <w:rPr>
           <w:b/>
+          <w:sz w:val="28"/>
         </w:rPr>
-        <w:t>标题：</w:t>
-      </w:r>
-      <w:r>
-        <w:t>考前两周突然发现有整章没看</w:t>
-      </w:r>
-    </w:p>
-    <w:p/>
-    <w:p>
-      <w:r>
-        <w:t>正文：</w:t>
+        <w:t>第67篇</w:t>
       </w:r>
     </w:p>
     <w:p>
       <w:r>
-        <w:t>考前两周翻了下目录📋</w:t>
-        <w:br/>
-        <w:t>发现有一整章完全没碰</w:t>
-        <w:br/>
-        <w:t>连名字都觉得陌生😶</w:t>
-        <w:br/>
-        <w:br/>
-        <w:t>临时抱佛脚，把诗雨漫画笔记翻出来</w:t>
-        <w:br/>
-        <w:t>两天啃完这章，勉强能作答</w:t>
-      </w:r>
-    </w:p>
-    <w:p/>
-    <w:p>
-      <w:r>
-        <w:t>话题：</w:t>
-      </w:r>
-      <w:r>
-        <w:t>#会计 #中级会计 #中级会计备考 #注会cpa #财会 #备考日记 #备考焦虑 #诗雨会计</w:t>
+        <w:rPr>
+          <w:sz w:val="24"/>
+        </w:rPr>
+        <w:t>备考前觉得自己基础还行🙂</w:t>
       </w:r>
     </w:p>
     <w:p>
       <w:r>
-        <w:t>账号：14芳芳财会|橙子学会计</w:t>
+        <w:rPr>
+          <w:sz w:val="24"/>
+        </w:rPr>
+        <w:t>备考两个月后发现</w:t>
       </w:r>
     </w:p>
     <w:p>
       <w:r>
-        <w:t>——————————————————————————————</w:t>
+        <w:rPr>
+          <w:sz w:val="24"/>
+        </w:rPr>
+        <w:t>自己其实什么都不会😶</w:t>
       </w:r>
     </w:p>
     <w:p>
-      <w:pPr>
-        <w:pStyle w:val="Heading1"/>
-      </w:pPr>
       <w:r>
-        <w:t>67. 账号：14芳芳财会|新老婆</w:t>
+        <w:rPr>
+          <w:sz w:val="24"/>
+        </w:rPr>
+      </w:r>
+    </w:p>
+    <w:p>
+      <w:r>
+        <w:rPr>
+          <w:sz w:val="24"/>
+        </w:rPr>
+        <w:t>后来按诗雨漫画笔记重新梳理框架</w:t>
+      </w:r>
+    </w:p>
+    <w:p>
+      <w:r>
+        <w:rPr>
+          <w:sz w:val="24"/>
+        </w:rPr>
+        <w:t>发现漏的全是考点，不是不行是没系统</w:t>
+      </w:r>
+    </w:p>
+    <w:p>
+      <w:r>
+        <w:rPr>
+          <w:sz w:val="24"/>
+        </w:rPr>
+        <w:t>#会计 #中级会计 #中级会计备考 #注会cpa #财会 #备考焦虑 #备考方法 #诗雨会计</w:t>
+      </w:r>
+    </w:p>
+    <w:p>
+      <w:r>
+        <w:br w:type="page"/>
       </w:r>
     </w:p>
     <w:p>
       <w:r>
         <w:rPr>
           <w:b/>
+          <w:sz w:val="28"/>
         </w:rPr>
-        <w:t>标题：</w:t>
-      </w:r>
-      <w:r>
-        <w:t>越备考越觉得自己什么都不会</w:t>
-      </w:r>
-    </w:p>
-    <w:p/>
-    <w:p>
-      <w:r>
-        <w:t>正文：</w:t>
+        <w:t>第68篇</w:t>
       </w:r>
     </w:p>
     <w:p>
       <w:r>
-        <w:t>备考前觉得自己基础还行🙂</w:t>
-        <w:br/>
-        <w:t>备考两个月后发现</w:t>
-        <w:br/>
-        <w:t>自己其实什么都不会😶</w:t>
-        <w:br/>
-        <w:br/>
-        <w:t>后来按诗雨漫画笔记重新梳理框架</w:t>
-        <w:br/>
-        <w:t>发现漏的全是考点，不是不行是没系统</w:t>
-      </w:r>
-    </w:p>
-    <w:p/>
-    <w:p>
-      <w:r>
-        <w:t>话题：</w:t>
-      </w:r>
-      <w:r>
-        <w:t>#会计 #中级会计 #中级会计备考 #注会cpa #财会 #备考焦虑 #备考方法 #诗雨会计</w:t>
+        <w:rPr>
+          <w:sz w:val="24"/>
+        </w:rPr>
+        <w:t>领导问为什么最近总请假😅</w:t>
       </w:r>
     </w:p>
     <w:p>
       <w:r>
-        <w:t>账号：14芳芳财会|新老婆</w:t>
+        <w:rPr>
+          <w:sz w:val="24"/>
+        </w:rPr>
+        <w:t>犹豫了两秒说「陪家人」</w:t>
       </w:r>
     </w:p>
     <w:p>
       <w:r>
-        <w:t>——————————————————————————————</w:t>
+        <w:rPr>
+          <w:sz w:val="24"/>
+        </w:rPr>
+        <w:t>其实在家备考中级会计😶</w:t>
       </w:r>
     </w:p>
     <w:p>
-      <w:pPr>
-        <w:pStyle w:val="Heading1"/>
-      </w:pPr>
       <w:r>
-        <w:t>68. 账号：14芳芳财会|孙玲小红书</w:t>
+        <w:rPr>
+          <w:sz w:val="24"/>
+        </w:rPr>
+      </w:r>
+    </w:p>
+    <w:p>
+      <w:r>
+        <w:rPr>
+          <w:sz w:val="24"/>
+        </w:rPr>
+        <w:t>后来买了诗雨漫画笔记随身带</w:t>
+      </w:r>
+    </w:p>
+    <w:p>
+      <w:r>
+        <w:rPr>
+          <w:sz w:val="24"/>
+        </w:rPr>
+        <w:t>路上、饭点都能翻，不用再请假了</w:t>
+      </w:r>
+    </w:p>
+    <w:p>
+      <w:r>
+        <w:rPr>
+          <w:sz w:val="24"/>
+        </w:rPr>
+        <w:t>#会计 #中级会计 #中级会计备考 #注会cpa #财会 #备考日记 #打工人 #诗雨会计</w:t>
+      </w:r>
+    </w:p>
+    <w:p>
+      <w:r>
+        <w:br w:type="page"/>
       </w:r>
     </w:p>
     <w:p>
       <w:r>
         <w:rPr>
           <w:b/>
+          <w:sz w:val="28"/>
         </w:rPr>
-        <w:t>标题：</w:t>
-      </w:r>
-      <w:r>
-        <w:t>备考中途被领导发现偷偷请假</w:t>
-      </w:r>
-    </w:p>
-    <w:p/>
-    <w:p>
-      <w:r>
-        <w:t>正文：</w:t>
+        <w:t>第69篇</w:t>
       </w:r>
     </w:p>
     <w:p>
       <w:r>
-        <w:t>领导问为什么最近总请假😅</w:t>
-        <w:br/>
-        <w:t>犹豫了两秒说「陪家人」</w:t>
-        <w:br/>
-        <w:t>其实在家备考中级会计😶</w:t>
-        <w:br/>
-        <w:br/>
-        <w:t>后来买了诗雨漫画笔记随身带</w:t>
-        <w:br/>
-        <w:t>路上、饭点都能翻，不用再请假了</w:t>
-      </w:r>
-    </w:p>
-    <w:p/>
-    <w:p>
-      <w:r>
-        <w:t>话题：</w:t>
-      </w:r>
-      <w:r>
-        <w:t>#会计 #中级会计 #中级会计备考 #注会cpa #财会 #备考日记 #打工人 #诗雨会计</w:t>
+        <w:rPr>
+          <w:sz w:val="24"/>
+        </w:rPr>
+        <w:t>备考最大的敌人不是考题📵</w:t>
       </w:r>
     </w:p>
     <w:p>
       <w:r>
-        <w:t>账号：14芳芳财会|孙玲小红书</w:t>
+        <w:rPr>
+          <w:sz w:val="24"/>
+        </w:rPr>
+        <w:t>是桌上那个亮屏的手机</w:t>
       </w:r>
     </w:p>
     <w:p>
       <w:r>
-        <w:t>——————————————————————————————</w:t>
+        <w:rPr>
+          <w:sz w:val="24"/>
+        </w:rPr>
       </w:r>
     </w:p>
     <w:p>
-      <w:pPr>
-        <w:pStyle w:val="Heading1"/>
-      </w:pPr>
       <w:r>
-        <w:t>69. 账号：14芳芳财会|爹爹</w:t>
+        <w:rPr>
+          <w:sz w:val="24"/>
+        </w:rPr>
+        <w:t>每次「叮」一声，书就合上了😶</w:t>
+      </w:r>
+    </w:p>
+    <w:p>
+      <w:r>
+        <w:rPr>
+          <w:sz w:val="24"/>
+        </w:rPr>
+      </w:r>
+    </w:p>
+    <w:p>
+      <w:r>
+        <w:rPr>
+          <w:sz w:val="24"/>
+        </w:rPr>
+        <w:t>后来把诗雨漫画笔记放手机旁边</w:t>
+      </w:r>
+    </w:p>
+    <w:p>
+      <w:r>
+        <w:rPr>
+          <w:sz w:val="24"/>
+        </w:rPr>
+        <w:t>亮屏的时候顺手翻一页</w:t>
+      </w:r>
+    </w:p>
+    <w:p>
+      <w:r>
+        <w:rPr>
+          <w:sz w:val="24"/>
+        </w:rPr>
+        <w:t>#会计 #中级会计 #中级会计备考 #注会cpa #财会 #备考日记 #备考方法 #诗雨会计</w:t>
+      </w:r>
+    </w:p>
+    <w:p>
+      <w:r>
+        <w:br w:type="page"/>
       </w:r>
     </w:p>
     <w:p>
       <w:r>
         <w:rPr>
           <w:b/>
+          <w:sz w:val="28"/>
         </w:rPr>
-        <w:t>标题：</w:t>
-      </w:r>
-      <w:r>
-        <w:t>手机一弹通知就放下教材了</w:t>
-      </w:r>
-    </w:p>
-    <w:p/>
-    <w:p>
-      <w:r>
-        <w:t>正文：</w:t>
-      </w:r>
-    </w:p>
-    <w:p>
-      <w:r>
-        <w:t>备考最大的敌人不是考题📵</w:t>
-        <w:br/>
-        <w:t>是桌上那个亮屏的手机</w:t>
-        <w:br/>
-        <w:br/>
-        <w:t>每次「叮」一声，书就合上了😶</w:t>
-        <w:br/>
-        <w:br/>
-        <w:t>后来把诗雨漫画笔记放手机旁边</w:t>
-        <w:br/>
-        <w:t>亮屏的时候顺手翻一页</w:t>
-      </w:r>
-    </w:p>
-    <w:p/>
-    <w:p>
-      <w:r>
-        <w:t>话题：</w:t>
-      </w:r>
-      <w:r>
-        <w:t>#会计 #中级会计 #中级会计备考 #注会cpa #财会 #备考日记 #备考方法 #诗雨会计</w:t>
-      </w:r>
-    </w:p>
-    <w:p>
-      <w:r>
-        <w:t>账号：14芳芳财会|爹爹</w:t>
-      </w:r>
-    </w:p>
-    <w:p>
-      <w:r>
-        <w:t>——————————————————————————————</w:t>
-      </w:r>
-    </w:p>
-    <w:p>
-      <w:pPr>
-        <w:pStyle w:val="Heading1"/>
-      </w:pPr>
-      <w:r>
-        <w:t>70. 账号：14芳芳财会|张菊香</w:t>
+        <w:t>第70篇</w:t>
       </w:r>
     </w:p>
     <w:p>
       <w:r>
         <w:rPr>
-          <w:b/>
+          <w:sz w:val="24"/>
         </w:rPr>
-        <w:t>标题：</w:t>
-      </w:r>
-      <w:r>
-        <w:t>每次刷完题觉得记住了下次又不会</w:t>
-      </w:r>
-    </w:p>
-    <w:p/>
-    <w:p>
-      <w:r>
-        <w:t>正文：</w:t>
+        <w:t>刷题的时候对完答案✔️</w:t>
       </w:r>
     </w:p>
     <w:p>
       <w:r>
-        <w:t>刷题的时候对完答案✔️</w:t>
-        <w:br/>
+        <w:rPr>
+          <w:sz w:val="24"/>
+        </w:rPr>
         <w:t>感觉这道题学会了</w:t>
-        <w:br/>
-        <w:t>下次遇到同类题，还是不会😶</w:t>
-        <w:br/>
-        <w:br/>
-        <w:t>后来用诗雨漫画笔记把同类题归了归</w:t>
-        <w:br/>
-        <w:t>系统理解才是真的会</w:t>
-      </w:r>
-    </w:p>
-    <w:p/>
-    <w:p>
-      <w:r>
-        <w:t>话题：</w:t>
-      </w:r>
-      <w:r>
-        <w:t>#会计 #中级会计 #中级会计备考 #注会cpa #财会 #刷题 #备考方法 #诗雨会计</w:t>
       </w:r>
     </w:p>
     <w:p>
       <w:r>
-        <w:t>账号：14芳芳财会|张菊香</w:t>
+        <w:rPr>
+          <w:sz w:val="24"/>
+        </w:rPr>
+        <w:t>下次遇到同类题，还是不会😶</w:t>
       </w:r>
     </w:p>
     <w:p>
       <w:r>
-        <w:t>——————————————————————————————</w:t>
+        <w:rPr>
+          <w:sz w:val="24"/>
+        </w:rPr>
+      </w:r>
+    </w:p>
+    <w:p>
+      <w:r>
+        <w:rPr>
+          <w:sz w:val="24"/>
+        </w:rPr>
+        <w:t>后来用诗雨漫画笔记把同类题归了归</w:t>
+      </w:r>
+    </w:p>
+    <w:p>
+      <w:r>
+        <w:rPr>
+          <w:sz w:val="24"/>
+        </w:rPr>
+        <w:t>系统理解才是真的会</w:t>
+      </w:r>
+    </w:p>
+    <w:p>
+      <w:r>
+        <w:rPr>
+          <w:sz w:val="24"/>
+        </w:rPr>
+        <w:t>#会计 #中级会计 #中级会计备考 #注会cpa #财会 #刷题 #备考方法 #诗雨会计</w:t>
       </w:r>
     </w:p>
     <w:sectPr>

--- a/01-6个主号内容创作/引流小号_发布文案/引流小号_第64-70篇.docx
+++ b/01-6个主号内容创作/引流小号_发布文案/引流小号_第64-70篇.docx
@@ -71,7 +71,7 @@
         <w:rPr>
           <w:sz w:val="24"/>
         </w:rPr>
-        <w:t>#会计 #中级会计 #中级会计备考 #注会cpa #财会 #刷题 #备考方法 #诗雨会计</w:t>
+        <w:t>#会计 #中级会计 #中级会计备考 #注会cpa #刷题 #备考方法 #诗雨会计</w:t>
       </w:r>
     </w:p>
     <w:p>
@@ -140,7 +140,7 @@
         <w:rPr>
           <w:sz w:val="24"/>
         </w:rPr>
-        <w:t>#会计 #中级会计 #中级会计备考 #注会cpa #财会 #备考方法 #备考焦虑 #诗雨会计</w:t>
+        <w:t>#会计 #中级会计 #中级会计备考 #注会cpa #备考方法 #备考焦虑 #诗雨会计</w:t>
       </w:r>
     </w:p>
     <w:p>
@@ -209,7 +209,7 @@
         <w:rPr>
           <w:sz w:val="24"/>
         </w:rPr>
-        <w:t>#会计 #中级会计 #中级会计备考 #注会cpa #财会 #备考日记 #备考焦虑 #诗雨会计</w:t>
+        <w:t>#会计 #中级会计 #中级会计备考 #注会cpa #备考焦虑 #诗雨会计</w:t>
       </w:r>
     </w:p>
     <w:p>
@@ -278,7 +278,7 @@
         <w:rPr>
           <w:sz w:val="24"/>
         </w:rPr>
-        <w:t>#会计 #中级会计 #中级会计备考 #注会cpa #财会 #备考焦虑 #备考方法 #诗雨会计</w:t>
+        <w:t>#会计 #中级会计 #中级会计备考 #注会cpa #备考焦虑 #备考方法 #诗雨会计</w:t>
       </w:r>
     </w:p>
     <w:p>
@@ -347,7 +347,7 @@
         <w:rPr>
           <w:sz w:val="24"/>
         </w:rPr>
-        <w:t>#会计 #中级会计 #中级会计备考 #注会cpa #财会 #备考日记 #打工人 #诗雨会计</w:t>
+        <w:t>#会计 #中级会计 #中级会计备考 #注会cpa #打工人 #诗雨会计</w:t>
       </w:r>
     </w:p>
     <w:p>
@@ -423,7 +423,7 @@
         <w:rPr>
           <w:sz w:val="24"/>
         </w:rPr>
-        <w:t>#会计 #中级会计 #中级会计备考 #注会cpa #财会 #备考日记 #备考方法 #诗雨会计</w:t>
+        <w:t>#会计 #中级会计 #中级会计备考 #注会cpa #备考方法 #诗雨会计</w:t>
       </w:r>
     </w:p>
     <w:p>
@@ -492,7 +492,7 @@
         <w:rPr>
           <w:sz w:val="24"/>
         </w:rPr>
-        <w:t>#会计 #中级会计 #中级会计备考 #注会cpa #财会 #刷题 #备考方法 #诗雨会计</w:t>
+        <w:t>#会计 #中级会计 #中级会计备考 #注会cpa #刷题 #备考方法 #诗雨会计</w:t>
       </w:r>
     </w:p>
     <w:sectPr>
